--- a/backend-exhibits/NOT INCLUDED IN mircorsof to googleStandard.docx
+++ b/backend-exhibits/NOT INCLUDED IN mircorsof to googleStandard.docx
@@ -323,10 +323,10 @@
   <w:docDefaults>
     <w:rPrDefault>
       <w:rPr>
-        <w:rFonts w:asciiTheme="minorHAnsi" w:eastAsiaTheme="minorHAnsi" w:hAnsiTheme="minorHAnsi" w:cstheme="minorBidi"/>
+        <w:rFonts w:ascii="Arial" w:hAnsi="Arial" w:cs="Arial" w:eastAsia="Arial"/>
         <w:kern w:val="2"/>
-        <w:sz w:val="24"/>
-        <w:szCs w:val="24"/>
+        <w:sz w:val="21"/>
+        <w:szCs w:val="21"/>
         <w:lang w:val="en-IN" w:eastAsia="en-US" w:bidi="ar-SA"/>
         <w14:ligatures w14:val="standardContextual"/>
       </w:rPr>
@@ -724,8 +724,8 @@
     </w:pPr>
     <w:rPr>
       <w:kern w:val="0"/>
-      <w:sz w:val="22"/>
-      <w:szCs w:val="22"/>
+      <w:sz w:val="21"/>
+      <w:szCs w:val="21"/>
       <w:lang w:val="en-US"/>
       <w14:ligatures w14:val="none"/>
     </w:rPr>
@@ -745,11 +745,11 @@
       <w:outlineLvl w:val="0"/>
     </w:pPr>
     <w:rPr>
-      <w:rFonts w:asciiTheme="majorHAnsi" w:eastAsiaTheme="majorEastAsia" w:hAnsiTheme="majorHAnsi" w:cstheme="majorBidi"/>
+      <w:rFonts w:ascii="Arial" w:hAnsi="Arial" w:cs="Arial" w:eastAsia="Arial"/>
       <w:color w:val="0F4761" w:themeColor="accent1" w:themeShade="BF"/>
       <w:kern w:val="2"/>
-      <w:sz w:val="40"/>
-      <w:szCs w:val="40"/>
+      <w:sz w:val="21"/>
+      <w:szCs w:val="21"/>
       <w:lang w:val="en-IN"/>
       <w14:ligatures w14:val="standardContextual"/>
     </w:rPr>
@@ -771,11 +771,11 @@
       <w:outlineLvl w:val="1"/>
     </w:pPr>
     <w:rPr>
-      <w:rFonts w:asciiTheme="majorHAnsi" w:eastAsiaTheme="majorEastAsia" w:hAnsiTheme="majorHAnsi" w:cstheme="majorBidi"/>
+      <w:rFonts w:ascii="Arial" w:hAnsi="Arial" w:cs="Arial" w:eastAsia="Arial"/>
       <w:color w:val="0F4761" w:themeColor="accent1" w:themeShade="BF"/>
       <w:kern w:val="2"/>
-      <w:sz w:val="32"/>
-      <w:szCs w:val="32"/>
+      <w:sz w:val="21"/>
+      <w:szCs w:val="21"/>
       <w:lang w:val="en-IN"/>
       <w14:ligatures w14:val="standardContextual"/>
     </w:rPr>
@@ -797,11 +797,11 @@
       <w:outlineLvl w:val="2"/>
     </w:pPr>
     <w:rPr>
-      <w:rFonts w:eastAsiaTheme="majorEastAsia" w:cstheme="majorBidi"/>
+      <w:rFonts w:ascii="Arial" w:hAnsi="Arial" w:cs="Arial" w:eastAsia="Arial"/>
       <w:color w:val="0F4761" w:themeColor="accent1" w:themeShade="BF"/>
       <w:kern w:val="2"/>
-      <w:sz w:val="28"/>
-      <w:szCs w:val="28"/>
+      <w:sz w:val="21"/>
+      <w:szCs w:val="21"/>
       <w:lang w:val="en-IN"/>
       <w14:ligatures w14:val="standardContextual"/>
     </w:rPr>
@@ -823,13 +823,13 @@
       <w:outlineLvl w:val="3"/>
     </w:pPr>
     <w:rPr>
-      <w:rFonts w:eastAsiaTheme="majorEastAsia" w:cstheme="majorBidi"/>
+      <w:rFonts w:ascii="Arial" w:hAnsi="Arial" w:cs="Arial" w:eastAsia="Arial"/>
       <w:i/>
       <w:iCs/>
       <w:color w:val="0F4761" w:themeColor="accent1" w:themeShade="BF"/>
       <w:kern w:val="2"/>
-      <w:sz w:val="24"/>
-      <w:szCs w:val="24"/>
+      <w:sz w:val="21"/>
+      <w:szCs w:val="21"/>
       <w:lang w:val="en-IN"/>
       <w14:ligatures w14:val="standardContextual"/>
     </w:rPr>
@@ -851,11 +851,11 @@
       <w:outlineLvl w:val="4"/>
     </w:pPr>
     <w:rPr>
-      <w:rFonts w:eastAsiaTheme="majorEastAsia" w:cstheme="majorBidi"/>
+      <w:rFonts w:ascii="Arial" w:hAnsi="Arial" w:cs="Arial" w:eastAsia="Arial"/>
       <w:color w:val="0F4761" w:themeColor="accent1" w:themeShade="BF"/>
       <w:kern w:val="2"/>
-      <w:sz w:val="24"/>
-      <w:szCs w:val="24"/>
+      <w:sz w:val="21"/>
+      <w:szCs w:val="21"/>
       <w:lang w:val="en-IN"/>
       <w14:ligatures w14:val="standardContextual"/>
     </w:rPr>
@@ -877,13 +877,13 @@
       <w:outlineLvl w:val="5"/>
     </w:pPr>
     <w:rPr>
-      <w:rFonts w:eastAsiaTheme="majorEastAsia" w:cstheme="majorBidi"/>
+      <w:rFonts w:ascii="Arial" w:hAnsi="Arial" w:cs="Arial" w:eastAsia="Arial"/>
       <w:i/>
       <w:iCs/>
       <w:color w:val="595959" w:themeColor="text1" w:themeTint="A6"/>
       <w:kern w:val="2"/>
-      <w:sz w:val="24"/>
-      <w:szCs w:val="24"/>
+      <w:sz w:val="21"/>
+      <w:szCs w:val="21"/>
       <w:lang w:val="en-IN"/>
       <w14:ligatures w14:val="standardContextual"/>
     </w:rPr>
@@ -905,11 +905,11 @@
       <w:outlineLvl w:val="6"/>
     </w:pPr>
     <w:rPr>
-      <w:rFonts w:eastAsiaTheme="majorEastAsia" w:cstheme="majorBidi"/>
+      <w:rFonts w:ascii="Arial" w:hAnsi="Arial" w:cs="Arial" w:eastAsia="Arial"/>
       <w:color w:val="595959" w:themeColor="text1" w:themeTint="A6"/>
       <w:kern w:val="2"/>
-      <w:sz w:val="24"/>
-      <w:szCs w:val="24"/>
+      <w:sz w:val="21"/>
+      <w:szCs w:val="21"/>
       <w:lang w:val="en-IN"/>
       <w14:ligatures w14:val="standardContextual"/>
     </w:rPr>
@@ -931,13 +931,13 @@
       <w:outlineLvl w:val="7"/>
     </w:pPr>
     <w:rPr>
-      <w:rFonts w:eastAsiaTheme="majorEastAsia" w:cstheme="majorBidi"/>
+      <w:rFonts w:ascii="Arial" w:hAnsi="Arial" w:cs="Arial" w:eastAsia="Arial"/>
       <w:i/>
       <w:iCs/>
       <w:color w:val="272727" w:themeColor="text1" w:themeTint="D8"/>
       <w:kern w:val="2"/>
-      <w:sz w:val="24"/>
-      <w:szCs w:val="24"/>
+      <w:sz w:val="21"/>
+      <w:szCs w:val="21"/>
       <w:lang w:val="en-IN"/>
       <w14:ligatures w14:val="standardContextual"/>
     </w:rPr>
@@ -959,11 +959,11 @@
       <w:outlineLvl w:val="8"/>
     </w:pPr>
     <w:rPr>
-      <w:rFonts w:eastAsiaTheme="majorEastAsia" w:cstheme="majorBidi"/>
+      <w:rFonts w:ascii="Arial" w:hAnsi="Arial" w:cs="Arial" w:eastAsia="Arial"/>
       <w:color w:val="272727" w:themeColor="text1" w:themeTint="D8"/>
       <w:kern w:val="2"/>
-      <w:sz w:val="24"/>
-      <w:szCs w:val="24"/>
+      <w:sz w:val="21"/>
+      <w:szCs w:val="21"/>
       <w:lang w:val="en-IN"/>
       <w14:ligatures w14:val="standardContextual"/>
     </w:rPr>
@@ -1002,10 +1002,10 @@
     <w:uiPriority w:val="9"/>
     <w:rsid w:val="001B36B0"/>
     <w:rPr>
-      <w:rFonts w:asciiTheme="majorHAnsi" w:eastAsiaTheme="majorEastAsia" w:hAnsiTheme="majorHAnsi" w:cstheme="majorBidi"/>
+      <w:rFonts w:ascii="Arial" w:hAnsi="Arial" w:cs="Arial" w:eastAsia="Arial"/>
       <w:color w:val="0F4761" w:themeColor="accent1" w:themeShade="BF"/>
-      <w:sz w:val="40"/>
-      <w:szCs w:val="40"/>
+      <w:sz w:val="21"/>
+      <w:szCs w:val="21"/>
     </w:rPr>
   </w:style>
   <w:style w:type="character" w:customStyle="1" w:styleId="Heading2Char">
@@ -1016,10 +1016,10 @@
     <w:semiHidden/>
     <w:rsid w:val="001B36B0"/>
     <w:rPr>
-      <w:rFonts w:asciiTheme="majorHAnsi" w:eastAsiaTheme="majorEastAsia" w:hAnsiTheme="majorHAnsi" w:cstheme="majorBidi"/>
+      <w:rFonts w:ascii="Arial" w:hAnsi="Arial" w:cs="Arial" w:eastAsia="Arial"/>
       <w:color w:val="0F4761" w:themeColor="accent1" w:themeShade="BF"/>
-      <w:sz w:val="32"/>
-      <w:szCs w:val="32"/>
+      <w:sz w:val="21"/>
+      <w:szCs w:val="21"/>
     </w:rPr>
   </w:style>
   <w:style w:type="character" w:customStyle="1" w:styleId="Heading3Char">
@@ -1030,10 +1030,10 @@
     <w:semiHidden/>
     <w:rsid w:val="001B36B0"/>
     <w:rPr>
-      <w:rFonts w:eastAsiaTheme="majorEastAsia" w:cstheme="majorBidi"/>
+      <w:rFonts w:ascii="Arial" w:hAnsi="Arial" w:cs="Arial" w:eastAsia="Arial"/>
       <w:color w:val="0F4761" w:themeColor="accent1" w:themeShade="BF"/>
-      <w:sz w:val="28"/>
-      <w:szCs w:val="28"/>
+      <w:sz w:val="21"/>
+      <w:szCs w:val="21"/>
     </w:rPr>
   </w:style>
   <w:style w:type="character" w:customStyle="1" w:styleId="Heading4Char">
@@ -1044,7 +1044,7 @@
     <w:semiHidden/>
     <w:rsid w:val="001B36B0"/>
     <w:rPr>
-      <w:rFonts w:eastAsiaTheme="majorEastAsia" w:cstheme="majorBidi"/>
+      <w:rFonts w:ascii="Arial" w:hAnsi="Arial" w:cs="Arial" w:eastAsia="Arial"/>
       <w:i/>
       <w:iCs/>
       <w:color w:val="0F4761" w:themeColor="accent1" w:themeShade="BF"/>
@@ -1058,7 +1058,7 @@
     <w:semiHidden/>
     <w:rsid w:val="001B36B0"/>
     <w:rPr>
-      <w:rFonts w:eastAsiaTheme="majorEastAsia" w:cstheme="majorBidi"/>
+      <w:rFonts w:ascii="Arial" w:hAnsi="Arial" w:cs="Arial" w:eastAsia="Arial"/>
       <w:color w:val="0F4761" w:themeColor="accent1" w:themeShade="BF"/>
     </w:rPr>
   </w:style>
@@ -1070,7 +1070,7 @@
     <w:semiHidden/>
     <w:rsid w:val="001B36B0"/>
     <w:rPr>
-      <w:rFonts w:eastAsiaTheme="majorEastAsia" w:cstheme="majorBidi"/>
+      <w:rFonts w:ascii="Arial" w:hAnsi="Arial" w:cs="Arial" w:eastAsia="Arial"/>
       <w:i/>
       <w:iCs/>
       <w:color w:val="595959" w:themeColor="text1" w:themeTint="A6"/>
@@ -1084,7 +1084,7 @@
     <w:semiHidden/>
     <w:rsid w:val="001B36B0"/>
     <w:rPr>
-      <w:rFonts w:eastAsiaTheme="majorEastAsia" w:cstheme="majorBidi"/>
+      <w:rFonts w:ascii="Arial" w:hAnsi="Arial" w:cs="Arial" w:eastAsia="Arial"/>
       <w:color w:val="595959" w:themeColor="text1" w:themeTint="A6"/>
     </w:rPr>
   </w:style>
@@ -1096,7 +1096,7 @@
     <w:semiHidden/>
     <w:rsid w:val="001B36B0"/>
     <w:rPr>
-      <w:rFonts w:eastAsiaTheme="majorEastAsia" w:cstheme="majorBidi"/>
+      <w:rFonts w:ascii="Arial" w:hAnsi="Arial" w:cs="Arial" w:eastAsia="Arial"/>
       <w:i/>
       <w:iCs/>
       <w:color w:val="272727" w:themeColor="text1" w:themeTint="D8"/>
@@ -1110,7 +1110,7 @@
     <w:semiHidden/>
     <w:rsid w:val="001B36B0"/>
     <w:rPr>
-      <w:rFonts w:eastAsiaTheme="majorEastAsia" w:cstheme="majorBidi"/>
+      <w:rFonts w:ascii="Arial" w:hAnsi="Arial" w:cs="Arial" w:eastAsia="Arial"/>
       <w:color w:val="272727" w:themeColor="text1" w:themeTint="D8"/>
     </w:rPr>
   </w:style>
@@ -1127,11 +1127,11 @@
       <w:contextualSpacing/>
     </w:pPr>
     <w:rPr>
-      <w:rFonts w:asciiTheme="majorHAnsi" w:eastAsiaTheme="majorEastAsia" w:hAnsiTheme="majorHAnsi" w:cstheme="majorBidi"/>
+      <w:rFonts w:ascii="Arial" w:hAnsi="Arial" w:cs="Arial" w:eastAsia="Arial"/>
       <w:spacing w:val="-10"/>
       <w:kern w:val="28"/>
-      <w:sz w:val="56"/>
-      <w:szCs w:val="56"/>
+      <w:sz w:val="21"/>
+      <w:szCs w:val="21"/>
       <w:lang w:val="en-IN"/>
       <w14:ligatures w14:val="standardContextual"/>
     </w:rPr>
@@ -1143,11 +1143,11 @@
     <w:uiPriority w:val="10"/>
     <w:rsid w:val="001B36B0"/>
     <w:rPr>
-      <w:rFonts w:asciiTheme="majorHAnsi" w:eastAsiaTheme="majorEastAsia" w:hAnsiTheme="majorHAnsi" w:cstheme="majorBidi"/>
+      <w:rFonts w:ascii="Arial" w:hAnsi="Arial" w:cs="Arial" w:eastAsia="Arial"/>
       <w:spacing w:val="-10"/>
       <w:kern w:val="28"/>
-      <w:sz w:val="56"/>
-      <w:szCs w:val="56"/>
+      <w:sz w:val="21"/>
+      <w:szCs w:val="21"/>
     </w:rPr>
   </w:style>
   <w:style w:type="paragraph" w:styleId="Subtitle">
@@ -1165,12 +1165,12 @@
       <w:spacing w:after="160" w:line="278" w:lineRule="auto"/>
     </w:pPr>
     <w:rPr>
-      <w:rFonts w:eastAsiaTheme="majorEastAsia" w:cstheme="majorBidi"/>
+      <w:rFonts w:ascii="Arial" w:hAnsi="Arial" w:cs="Arial" w:eastAsia="Arial"/>
       <w:color w:val="595959" w:themeColor="text1" w:themeTint="A6"/>
       <w:spacing w:val="15"/>
       <w:kern w:val="2"/>
-      <w:sz w:val="28"/>
-      <w:szCs w:val="28"/>
+      <w:sz w:val="21"/>
+      <w:szCs w:val="21"/>
       <w:lang w:val="en-IN"/>
       <w14:ligatures w14:val="standardContextual"/>
     </w:rPr>
@@ -1182,11 +1182,11 @@
     <w:uiPriority w:val="11"/>
     <w:rsid w:val="001B36B0"/>
     <w:rPr>
-      <w:rFonts w:eastAsiaTheme="majorEastAsia" w:cstheme="majorBidi"/>
+      <w:rFonts w:ascii="Arial" w:hAnsi="Arial" w:cs="Arial" w:eastAsia="Arial"/>
       <w:color w:val="595959" w:themeColor="text1" w:themeTint="A6"/>
       <w:spacing w:val="15"/>
-      <w:sz w:val="28"/>
-      <w:szCs w:val="28"/>
+      <w:sz w:val="21"/>
+      <w:szCs w:val="21"/>
     </w:rPr>
   </w:style>
   <w:style w:type="paragraph" w:styleId="Quote">
@@ -1206,8 +1206,8 @@
       <w:iCs/>
       <w:color w:val="404040" w:themeColor="text1" w:themeTint="BF"/>
       <w:kern w:val="2"/>
-      <w:sz w:val="24"/>
-      <w:szCs w:val="24"/>
+      <w:sz w:val="21"/>
+      <w:szCs w:val="21"/>
       <w:lang w:val="en-IN"/>
       <w14:ligatures w14:val="standardContextual"/>
     </w:rPr>
@@ -1237,8 +1237,8 @@
     </w:pPr>
     <w:rPr>
       <w:kern w:val="2"/>
-      <w:sz w:val="24"/>
-      <w:szCs w:val="24"/>
+      <w:sz w:val="21"/>
+      <w:szCs w:val="21"/>
       <w:lang w:val="en-IN"/>
       <w14:ligatures w14:val="standardContextual"/>
     </w:rPr>
@@ -1277,8 +1277,8 @@
       <w:iCs/>
       <w:color w:val="0F4761" w:themeColor="accent1" w:themeShade="BF"/>
       <w:kern w:val="2"/>
-      <w:sz w:val="24"/>
-      <w:szCs w:val="24"/>
+      <w:sz w:val="21"/>
+      <w:szCs w:val="21"/>
       <w:lang w:val="en-IN"/>
       <w14:ligatures w14:val="standardContextual"/>
     </w:rPr>
@@ -1319,11 +1319,11 @@
       <w:ind w:left="60" w:right="60"/>
     </w:pPr>
     <w:rPr>
-      <w:rFonts w:ascii="Arial" w:hAnsi="Arial" w:cs="Arial"/>
+      <w:rFonts w:ascii="Arial" w:hAnsi="Arial" w:cs="Arial" w:eastAsia="Arial"/>
       <w:color w:val="000000"/>
       <w:kern w:val="0"/>
-      <w:sz w:val="20"/>
-      <w:szCs w:val="20"/>
+      <w:sz w:val="21"/>
+      <w:szCs w:val="21"/>
       <w:lang w:val="en-US"/>
       <w14:ligatures w14:val="none"/>
     </w:rPr>
@@ -1349,7 +1349,7 @@
         <w:spacing w:before="0" w:after="0" w:line="300" w:lineRule="auto"/>
       </w:pPr>
       <w:rPr>
-        <w:rFonts w:ascii="Arial" w:hAnsi="Arial" w:cs="Arial"/>
+        <w:rFonts w:ascii="Arial" w:hAnsi="Arial" w:cs="Arial" w:eastAsia="Arial"/>
         <w:b/>
         <w:bCs/>
         <w:i w:val="0"/>
